--- a/admin/reinforcement_learning_team_project_instructions.docx
+++ b/admin/reinforcement_learning_team_project_instructions.docx
@@ -100,21 +100,7 @@
           <w:sz w:val="24"/>
           <w:szCs w:val="24"/>
         </w:rPr>
-        <w:t>May</w:t>
-      </w:r>
-      <w:r>
-        <w:rPr>
-          <w:sz w:val="24"/>
-          <w:szCs w:val="24"/>
-        </w:rPr>
-        <w:t xml:space="preserve"> </w:t>
-      </w:r>
-      <w:r>
-        <w:rPr>
-          <w:sz w:val="24"/>
-          <w:szCs w:val="24"/>
-        </w:rPr>
-        <w:t>11</w:t>
+        <w:t>October 28</w:t>
       </w:r>
       <w:r>
         <w:rPr>
@@ -181,21 +167,7 @@
           <w:sz w:val="24"/>
           <w:szCs w:val="24"/>
         </w:rPr>
-        <w:t xml:space="preserve">Students will apply their learning to the goal of completing a substantial reinforcement learning course project.  Each student can work </w:t>
-      </w:r>
-      <w:r>
-        <w:rPr>
-          <w:sz w:val="24"/>
-          <w:szCs w:val="24"/>
-        </w:rPr>
-        <w:t>individually or in teams of 2-3</w:t>
-      </w:r>
-      <w:r>
-        <w:rPr>
-          <w:sz w:val="24"/>
-          <w:szCs w:val="24"/>
-        </w:rPr>
-        <w:t>. This document outlines the necessary components of the final project.</w:t>
+        <w:t>Students will apply their learning to the goal of completing a substantial reinforcement learning course project.  Each student can work individually or in teams of 2-3. This document outlines the necessary components of the final project.</w:t>
       </w:r>
     </w:p>
     <w:p>
@@ -889,21 +861,7 @@
         </w:rPr>
         <w:t>i. Data import and preprocessing (1 PT)</w:t>
         <w:br/>
-        <w:t>Preprocessing include</w:t>
-      </w:r>
-      <w:r>
-        <w:rPr>
-          <w:sz w:val="24"/>
-          <w:szCs w:val="24"/>
-        </w:rPr>
-        <w:t>s</w:t>
-      </w:r>
-      <w:r>
-        <w:rPr>
-          <w:sz w:val="24"/>
-          <w:szCs w:val="24"/>
-        </w:rPr>
-        <w:t xml:space="preserve"> such tasks as imputing, binning, filtering, outlier treatment, feature engineering, text processing. If this is not necessary, provide justification.</w:t>
+        <w:t>Preprocessing includes such tasks as imputing, binning, filtering, outlier treatment, feature engineering, text processing. If this is not necessary, provide justification.</w:t>
         <w:br/>
         <w:br/>
         <w:t>ii. Data splitting / sampling (0.5 PT)</w:t>
@@ -982,7 +940,21 @@
           <w:sz w:val="24"/>
           <w:szCs w:val="24"/>
         </w:rPr>
-        <w:t>This should include computation of relevant metrics. For example, if you goal is to keep a patient measurement in a range, what fraction of the time is it maintained by the system in that range? You should demonstrate that the system is working.</w:t>
+        <w:t>This should include computation of relevant metrics. For example, if you</w:t>
+      </w:r>
+      <w:r>
+        <w:rPr>
+          <w:sz w:val="24"/>
+          <w:szCs w:val="24"/>
+        </w:rPr>
+        <w:t>r</w:t>
+      </w:r>
+      <w:r>
+        <w:rPr>
+          <w:sz w:val="24"/>
+          <w:szCs w:val="24"/>
+        </w:rPr>
+        <w:t xml:space="preserve"> goal is to keep a patient measurement in a range, what fraction of the time is it maintained by the system in that range? You should demonstrate that the system is working.</w:t>
         <w:br/>
       </w:r>
     </w:p>
@@ -1047,7 +1019,21 @@
           <w:sz w:val="24"/>
           <w:szCs w:val="24"/>
         </w:rPr>
-        <w:t>One of the exciting things about being a data scientist is that they can drive major change at organizations.  As a consequence, they can be called upon to communicate with executives.  Strong communication skills (to a technical and non-technical audience) is critical.</w:t>
+        <w:t xml:space="preserve">One of the exciting things about being a data scientist is that they can drive major change at organizations.  As a consequence, they can be called upon to communicate with executives.  Strong communication skills (to a technical and non-technical audience) </w:t>
+      </w:r>
+      <w:r>
+        <w:rPr>
+          <w:sz w:val="24"/>
+          <w:szCs w:val="24"/>
+        </w:rPr>
+        <w:t>are</w:t>
+      </w:r>
+      <w:r>
+        <w:rPr>
+          <w:sz w:val="24"/>
+          <w:szCs w:val="24"/>
+        </w:rPr>
+        <w:t xml:space="preserve"> critical.</w:t>
       </w:r>
     </w:p>
     <w:p>
@@ -1773,7 +1759,27 @@
           <w:sz w:val="24"/>
           <w:szCs w:val="24"/>
         </w:rPr>
-        <w:t>When testing if the pipeline works properly, try on sample of data to save runtime</w:t>
+        <w:t xml:space="preserve">When testing if the pipeline works properly, try </w:t>
+      </w:r>
+      <w:r>
+        <w:rPr>
+          <w:rFonts w:ascii="Liberation Serif" w:hAnsi="Liberation Serif"/>
+          <w:b w:val="false"/>
+          <w:bCs w:val="false"/>
+          <w:sz w:val="24"/>
+          <w:szCs w:val="24"/>
+        </w:rPr>
+        <w:t>a</w:t>
+      </w:r>
+      <w:r>
+        <w:rPr>
+          <w:rFonts w:ascii="Liberation Serif" w:hAnsi="Liberation Serif"/>
+          <w:b w:val="false"/>
+          <w:bCs w:val="false"/>
+          <w:sz w:val="24"/>
+          <w:szCs w:val="24"/>
+        </w:rPr>
+        <w:t xml:space="preserve"> sample of data to save runtime</w:t>
         <w:br/>
       </w:r>
     </w:p>
